--- a/analise-ed/copy/VSL_SodaFil_11_BuildUp_2.docx
+++ b/analise-ed/copy/VSL_SodaFil_11_BuildUp_2.docx
@@ -158,7 +158,7 @@
         <w:t xml:space="preserve">“</w:t>
       </w:r>
       <w:r>
-        <w:t xml:space="preserve">His name is SodaFil.</w:t>
+        <w:t xml:space="preserve">Its name is Bull Soda Rise.</w:t>
       </w:r>
       <w:r>
         <w:t xml:space="preserve">”</w:t>
